--- a/Laptops/15- Imdedance.docx
+++ b/Laptops/15- Imdedance.docx
@@ -1,6 +1,6 @@
 
 <file path=word/document.xml><?xml version="1.0" encoding="utf-8"?>
-<w:document xmlns:wpc="http://schemas.microsoft.com/office/word/2010/wordprocessingCanvas" xmlns:cx="http://schemas.microsoft.com/office/drawing/2014/chartex" xmlns:cx1="http://schemas.microsoft.com/office/drawing/2015/9/8/chartex" xmlns:cx2="http://schemas.microsoft.com/office/drawing/2015/10/21/chartex" xmlns:cx3="http://schemas.microsoft.com/office/drawing/2016/5/9/chartex" xmlns:cx4="http://schemas.microsoft.com/office/drawing/2016/5/10/chartex" xmlns:cx5="http://schemas.microsoft.com/office/drawing/2016/5/11/chartex" xmlns:cx6="http://schemas.microsoft.com/office/drawing/2016/5/12/chartex" xmlns:cx7="http://schemas.microsoft.com/office/drawing/2016/5/13/chartex" xmlns:cx8="http://schemas.microsoft.com/office/drawing/2016/5/14/chartex" xmlns:mc="http://schemas.openxmlformats.org/markup-compatibility/2006" xmlns:aink="http://schemas.microsoft.com/office/drawing/2016/ink" xmlns:am3d="http://schemas.microsoft.com/office/drawing/2017/model3d" xmlns:o="urn:schemas-microsoft-com:office:office" xmlns:oel="http://schemas.microsoft.com/office/2019/extlst" xmlns:r="http://schemas.openxmlformats.org/officeDocument/2006/relationships" xmlns:m="http://schemas.openxmlformats.org/officeDocument/2006/math" xmlns:v="urn:schemas-microsoft-com:vml" xmlns:wp14="http://schemas.microsoft.com/office/word/2010/wordprocessingDrawing" xmlns:wp="http://schemas.openxmlformats.org/drawingml/2006/wordprocessingDrawing" xmlns:w10="urn:schemas-microsoft-com:office:word" xmlns:w="http://schemas.openxmlformats.org/wordprocessingml/2006/main" xmlns:w14="http://schemas.microsoft.com/office/word/2010/wordml" xmlns:w15="http://schemas.microsoft.com/office/word/2012/wordml" xmlns:w16cex="http://schemas.microsoft.com/office/word/2018/wordml/cex" xmlns:w16cid="http://schemas.microsoft.com/office/word/2016/wordml/cid" xmlns:w16="http://schemas.microsoft.com/office/word/2018/wordml" xmlns:w16sdtdh="http://schemas.microsoft.com/office/word/2020/wordml/sdtdatahash" xmlns:w16se="http://schemas.microsoft.com/office/word/2015/wordml/symex" xmlns:wpg="http://schemas.microsoft.com/office/word/2010/wordprocessingGroup" xmlns:wpi="http://schemas.microsoft.com/office/word/2010/wordprocessingInk" xmlns:wne="http://schemas.microsoft.com/office/word/2006/wordml" xmlns:wps="http://schemas.microsoft.com/office/word/2010/wordprocessingShape" mc:Ignorable="w14 w15 w16se w16cid w16 w16cex w16sdtdh wp14">
+<w:document xmlns:wpc="http://schemas.microsoft.com/office/word/2010/wordprocessingCanvas" xmlns:cx="http://schemas.microsoft.com/office/drawing/2014/chartex" xmlns:cx1="http://schemas.microsoft.com/office/drawing/2015/9/8/chartex" xmlns:cx2="http://schemas.microsoft.com/office/drawing/2015/10/21/chartex" xmlns:cx3="http://schemas.microsoft.com/office/drawing/2016/5/9/chartex" xmlns:cx4="http://schemas.microsoft.com/office/drawing/2016/5/10/chartex" xmlns:cx5="http://schemas.microsoft.com/office/drawing/2016/5/11/chartex" xmlns:cx6="http://schemas.microsoft.com/office/drawing/2016/5/12/chartex" xmlns:cx7="http://schemas.microsoft.com/office/drawing/2016/5/13/chartex" xmlns:cx8="http://schemas.microsoft.com/office/drawing/2016/5/14/chartex" xmlns:mc="http://schemas.openxmlformats.org/markup-compatibility/2006" xmlns:aink="http://schemas.microsoft.com/office/drawing/2016/ink" xmlns:am3d="http://schemas.microsoft.com/office/drawing/2017/model3d" xmlns:o="urn:schemas-microsoft-com:office:office" xmlns:r="http://schemas.openxmlformats.org/officeDocument/2006/relationships" xmlns:m="http://schemas.openxmlformats.org/officeDocument/2006/math" xmlns:v="urn:schemas-microsoft-com:vml" xmlns:wp14="http://schemas.microsoft.com/office/word/2010/wordprocessingDrawing" xmlns:wp="http://schemas.openxmlformats.org/drawingml/2006/wordprocessingDrawing" xmlns:w10="urn:schemas-microsoft-com:office:word" xmlns:w="http://schemas.openxmlformats.org/wordprocessingml/2006/main" xmlns:w14="http://schemas.microsoft.com/office/word/2010/wordml" xmlns:w15="http://schemas.microsoft.com/office/word/2012/wordml" xmlns:w16cex="http://schemas.microsoft.com/office/word/2018/wordml/cex" xmlns:w16cid="http://schemas.microsoft.com/office/word/2016/wordml/cid" xmlns:w16="http://schemas.microsoft.com/office/word/2018/wordml" xmlns:w16sdtdh="http://schemas.microsoft.com/office/word/2020/wordml/sdtdatahash" xmlns:w16se="http://schemas.microsoft.com/office/word/2015/wordml/symex" xmlns:wpg="http://schemas.microsoft.com/office/word/2010/wordprocessingGroup" xmlns:wpi="http://schemas.microsoft.com/office/word/2010/wordprocessingInk" xmlns:wne="http://schemas.microsoft.com/office/word/2006/wordml" xmlns:wps="http://schemas.microsoft.com/office/word/2010/wordprocessingShape" mc:Ignorable="w14 w15 w16se w16cid w16 w16cex w16sdtdh wp14">
   <w:body>
     <w:p>
       <w:r>
@@ -1151,7 +1151,7 @@
           <w:szCs w:val="24"/>
         </w:rPr>
         <w:pict w14:anchorId="27F64A15">
-          <v:rect id="_x0000_i1031" style="width:0;height:1.5pt" o:hralign="center" o:hrstd="t" o:hr="t" fillcolor="#a0a0a0" stroked="f"/>
+          <v:rect id="_x0000_i1025" style="width:0;height:1.5pt" o:hralign="center" o:hrstd="t" o:hr="t" fillcolor="#a0a0a0" stroked="f"/>
         </w:pict>
       </w:r>
     </w:p>
@@ -1925,18 +1925,6 @@
           <w:szCs w:val="24"/>
         </w:rPr>
       </w:pPr>
-    </w:p>
-    <w:p>
-      <w:pPr>
-        <w:spacing w:before="100" w:beforeAutospacing="1" w:after="100" w:afterAutospacing="1" w:line="240" w:lineRule="auto"/>
-        <w:rPr>
-          <w:rFonts w:ascii="Segoe UI Emoji" w:eastAsia="Times New Roman" w:hAnsi="Segoe UI Emoji" w:cs="Segoe UI Emoji"/>
-          <w:b/>
-          <w:bCs/>
-          <w:sz w:val="24"/>
-          <w:szCs w:val="24"/>
-        </w:rPr>
-      </w:pPr>
       <w:r>
         <w:rPr>
           <w:rFonts w:ascii="Segoe UI Emoji" w:eastAsia="Times New Roman" w:hAnsi="Segoe UI Emoji" w:cs="Segoe UI Emoji"/>
@@ -1993,7 +1981,6 @@
           <w:sz w:val="24"/>
           <w:szCs w:val="24"/>
         </w:rPr>
-        <w:lastRenderedPageBreak/>
         <w:t>Voltage achanak upar jaaye → capacitor absorb karega</w:t>
       </w:r>
     </w:p>
@@ -2042,6 +2029,7 @@
           <w:sz w:val="24"/>
           <w:szCs w:val="24"/>
         </w:rPr>
+        <w:lastRenderedPageBreak/>
         <w:t>👉 Isliye capacitor voltage smooth karta hai.</w:t>
       </w:r>
     </w:p>
@@ -2117,76 +2105,6 @@
     </w:p>
     <w:p>
       <w:pPr>
-        <w:spacing w:before="100" w:beforeAutospacing="1" w:after="100" w:afterAutospacing="1" w:line="240" w:lineRule="auto"/>
-        <w:rPr>
-          <w:rFonts w:ascii="Segoe UI Emoji" w:eastAsia="Times New Roman" w:hAnsi="Segoe UI Emoji" w:cs="Segoe UI Emoji"/>
-          <w:b/>
-          <w:bCs/>
-          <w:sz w:val="24"/>
-          <w:szCs w:val="24"/>
-        </w:rPr>
-      </w:pPr>
-    </w:p>
-    <w:p>
-      <w:pPr>
-        <w:spacing w:before="100" w:beforeAutospacing="1" w:after="100" w:afterAutospacing="1" w:line="240" w:lineRule="auto"/>
-        <w:rPr>
-          <w:rFonts w:ascii="Segoe UI Emoji" w:eastAsia="Times New Roman" w:hAnsi="Segoe UI Emoji" w:cs="Segoe UI Emoji"/>
-          <w:b/>
-          <w:bCs/>
-          <w:sz w:val="24"/>
-          <w:szCs w:val="24"/>
-        </w:rPr>
-      </w:pPr>
-    </w:p>
-    <w:p>
-      <w:pPr>
-        <w:spacing w:before="100" w:beforeAutospacing="1" w:after="100" w:afterAutospacing="1" w:line="240" w:lineRule="auto"/>
-        <w:rPr>
-          <w:rFonts w:ascii="Segoe UI Emoji" w:eastAsia="Times New Roman" w:hAnsi="Segoe UI Emoji" w:cs="Segoe UI Emoji"/>
-          <w:b/>
-          <w:bCs/>
-          <w:sz w:val="24"/>
-          <w:szCs w:val="24"/>
-        </w:rPr>
-      </w:pPr>
-    </w:p>
-    <w:p>
-      <w:pPr>
-        <w:spacing w:before="100" w:beforeAutospacing="1" w:after="100" w:afterAutospacing="1" w:line="240" w:lineRule="auto"/>
-        <w:rPr>
-          <w:rFonts w:ascii="Segoe UI Emoji" w:eastAsia="Times New Roman" w:hAnsi="Segoe UI Emoji" w:cs="Segoe UI Emoji"/>
-          <w:b/>
-          <w:bCs/>
-          <w:sz w:val="24"/>
-          <w:szCs w:val="24"/>
-        </w:rPr>
-      </w:pPr>
-    </w:p>
-    <w:p>
-      <w:pPr>
-        <w:spacing w:before="100" w:beforeAutospacing="1" w:after="100" w:afterAutospacing="1" w:line="240" w:lineRule="auto"/>
-        <w:rPr>
-          <w:rFonts w:ascii="Segoe UI Emoji" w:eastAsia="Times New Roman" w:hAnsi="Segoe UI Emoji" w:cs="Segoe UI Emoji"/>
-          <w:b/>
-          <w:bCs/>
-          <w:sz w:val="24"/>
-          <w:szCs w:val="24"/>
-        </w:rPr>
-      </w:pPr>
-    </w:p>
-    <w:p>
-      <w:pPr>
-        <w:spacing w:before="100" w:beforeAutospacing="1" w:after="100" w:afterAutospacing="1" w:line="240" w:lineRule="auto"/>
-        <w:rPr>
-          <w:rFonts w:ascii="Segoe UI Emoji" w:eastAsia="Times New Roman" w:hAnsi="Segoe UI Emoji" w:cs="Segoe UI Emoji"/>
-          <w:sz w:val="24"/>
-          <w:szCs w:val="24"/>
-        </w:rPr>
-      </w:pPr>
-    </w:p>
-    <w:p>
-      <w:pPr>
         <w:spacing w:after="100" w:afterAutospacing="1" w:line="240" w:lineRule="auto"/>
         <w:rPr>
           <w:b/>
@@ -2202,17 +2120,19 @@
           <w:sz w:val="30"/>
           <w:szCs w:val="30"/>
         </w:rPr>
-        <w:t>Resistance</w:t>
-      </w:r>
-      <w:r>
+        <w:t>Note</w:t>
+      </w:r>
+    </w:p>
+    <w:p>
+      <w:pPr>
+        <w:spacing w:after="100" w:afterAutospacing="1" w:line="240" w:lineRule="auto"/>
         <w:rPr>
           <w:b/>
           <w:bCs/>
           <w:sz w:val="30"/>
           <w:szCs w:val="30"/>
         </w:rPr>
-        <w:t xml:space="preserve">, </w:t>
-      </w:r>
+      </w:pPr>
       <w:r>
         <w:rPr>
           <w:b/>
@@ -2220,7 +2140,25 @@
           <w:sz w:val="30"/>
           <w:szCs w:val="30"/>
         </w:rPr>
-        <w:t xml:space="preserve"> capacitor </w:t>
+        <w:t>Resistance</w:t>
+      </w:r>
+      <w:r>
+        <w:rPr>
+          <w:b/>
+          <w:bCs/>
+          <w:sz w:val="30"/>
+          <w:szCs w:val="30"/>
+        </w:rPr>
+        <w:t xml:space="preserve">, </w:t>
+      </w:r>
+      <w:r>
+        <w:rPr>
+          <w:b/>
+          <w:bCs/>
+          <w:sz w:val="30"/>
+          <w:szCs w:val="30"/>
+        </w:rPr>
+        <w:t xml:space="preserve"> capacitor</w:t>
       </w:r>
       <w:r>
         <w:rPr>
@@ -2406,7 +2344,7 @@
 </file>
 
 <file path=word/numbering.xml><?xml version="1.0" encoding="utf-8"?>
-<w:numbering xmlns:wpc="http://schemas.microsoft.com/office/word/2010/wordprocessingCanvas" xmlns:cx="http://schemas.microsoft.com/office/drawing/2014/chartex" xmlns:cx1="http://schemas.microsoft.com/office/drawing/2015/9/8/chartex" xmlns:cx2="http://schemas.microsoft.com/office/drawing/2015/10/21/chartex" xmlns:cx3="http://schemas.microsoft.com/office/drawing/2016/5/9/chartex" xmlns:cx4="http://schemas.microsoft.com/office/drawing/2016/5/10/chartex" xmlns:cx5="http://schemas.microsoft.com/office/drawing/2016/5/11/chartex" xmlns:cx6="http://schemas.microsoft.com/office/drawing/2016/5/12/chartex" xmlns:cx7="http://schemas.microsoft.com/office/drawing/2016/5/13/chartex" xmlns:cx8="http://schemas.microsoft.com/office/drawing/2016/5/14/chartex" xmlns:mc="http://schemas.openxmlformats.org/markup-compatibility/2006" xmlns:aink="http://schemas.microsoft.com/office/drawing/2016/ink" xmlns:am3d="http://schemas.microsoft.com/office/drawing/2017/model3d" xmlns:o="urn:schemas-microsoft-com:office:office" xmlns:oel="http://schemas.microsoft.com/office/2019/extlst" xmlns:r="http://schemas.openxmlformats.org/officeDocument/2006/relationships" xmlns:m="http://schemas.openxmlformats.org/officeDocument/2006/math" xmlns:v="urn:schemas-microsoft-com:vml" xmlns:wp14="http://schemas.microsoft.com/office/word/2010/wordprocessingDrawing" xmlns:wp="http://schemas.openxmlformats.org/drawingml/2006/wordprocessingDrawing" xmlns:w10="urn:schemas-microsoft-com:office:word" xmlns:w="http://schemas.openxmlformats.org/wordprocessingml/2006/main" xmlns:w14="http://schemas.microsoft.com/office/word/2010/wordml" xmlns:w15="http://schemas.microsoft.com/office/word/2012/wordml" xmlns:w16cex="http://schemas.microsoft.com/office/word/2018/wordml/cex" xmlns:w16cid="http://schemas.microsoft.com/office/word/2016/wordml/cid" xmlns:w16="http://schemas.microsoft.com/office/word/2018/wordml" xmlns:w16sdtdh="http://schemas.microsoft.com/office/word/2020/wordml/sdtdatahash" xmlns:w16se="http://schemas.microsoft.com/office/word/2015/wordml/symex" xmlns:wpg="http://schemas.microsoft.com/office/word/2010/wordprocessingGroup" xmlns:wpi="http://schemas.microsoft.com/office/word/2010/wordprocessingInk" xmlns:wne="http://schemas.microsoft.com/office/word/2006/wordml" xmlns:wps="http://schemas.microsoft.com/office/word/2010/wordprocessingShape" mc:Ignorable="w14 w15 w16se w16cid w16 w16cex w16sdtdh wp14">
+<w:numbering xmlns:wpc="http://schemas.microsoft.com/office/word/2010/wordprocessingCanvas" xmlns:cx="http://schemas.microsoft.com/office/drawing/2014/chartex" xmlns:cx1="http://schemas.microsoft.com/office/drawing/2015/9/8/chartex" xmlns:cx2="http://schemas.microsoft.com/office/drawing/2015/10/21/chartex" xmlns:cx3="http://schemas.microsoft.com/office/drawing/2016/5/9/chartex" xmlns:cx4="http://schemas.microsoft.com/office/drawing/2016/5/10/chartex" xmlns:cx5="http://schemas.microsoft.com/office/drawing/2016/5/11/chartex" xmlns:cx6="http://schemas.microsoft.com/office/drawing/2016/5/12/chartex" xmlns:cx7="http://schemas.microsoft.com/office/drawing/2016/5/13/chartex" xmlns:cx8="http://schemas.microsoft.com/office/drawing/2016/5/14/chartex" xmlns:mc="http://schemas.openxmlformats.org/markup-compatibility/2006" xmlns:aink="http://schemas.microsoft.com/office/drawing/2016/ink" xmlns:am3d="http://schemas.microsoft.com/office/drawing/2017/model3d" xmlns:o="urn:schemas-microsoft-com:office:office" xmlns:r="http://schemas.openxmlformats.org/officeDocument/2006/relationships" xmlns:m="http://schemas.openxmlformats.org/officeDocument/2006/math" xmlns:v="urn:schemas-microsoft-com:vml" xmlns:wp14="http://schemas.microsoft.com/office/word/2010/wordprocessingDrawing" xmlns:wp="http://schemas.openxmlformats.org/drawingml/2006/wordprocessingDrawing" xmlns:w10="urn:schemas-microsoft-com:office:word" xmlns:w="http://schemas.openxmlformats.org/wordprocessingml/2006/main" xmlns:w14="http://schemas.microsoft.com/office/word/2010/wordml" xmlns:w15="http://schemas.microsoft.com/office/word/2012/wordml" xmlns:w16cex="http://schemas.microsoft.com/office/word/2018/wordml/cex" xmlns:w16cid="http://schemas.microsoft.com/office/word/2016/wordml/cid" xmlns:w16="http://schemas.microsoft.com/office/word/2018/wordml" xmlns:w16sdtdh="http://schemas.microsoft.com/office/word/2020/wordml/sdtdatahash" xmlns:w16se="http://schemas.microsoft.com/office/word/2015/wordml/symex" xmlns:wpg="http://schemas.microsoft.com/office/word/2010/wordprocessingGroup" xmlns:wpi="http://schemas.microsoft.com/office/word/2010/wordprocessingInk" xmlns:wne="http://schemas.microsoft.com/office/word/2006/wordml" xmlns:wps="http://schemas.microsoft.com/office/word/2010/wordprocessingShape" mc:Ignorable="w14 w15 w16se w16cid w16 w16cex w16sdtdh wp14">
   <w:abstractNum w:abstractNumId="0" w15:restartNumberingAfterBreak="0">
     <w:nsid w:val="10C61E2E"/>
     <w:multiLevelType w:val="multilevel"/>
@@ -3897,34 +3835,34 @@
       </w:rPr>
     </w:lvl>
   </w:abstractNum>
-  <w:num w:numId="1" w16cid:durableId="684592694">
+  <w:num w:numId="1">
     <w:abstractNumId w:val="5"/>
   </w:num>
-  <w:num w:numId="2" w16cid:durableId="1438981351">
+  <w:num w:numId="2">
     <w:abstractNumId w:val="7"/>
   </w:num>
-  <w:num w:numId="3" w16cid:durableId="741176656">
+  <w:num w:numId="3">
     <w:abstractNumId w:val="9"/>
   </w:num>
-  <w:num w:numId="4" w16cid:durableId="1577856529">
+  <w:num w:numId="4">
     <w:abstractNumId w:val="3"/>
   </w:num>
-  <w:num w:numId="5" w16cid:durableId="955910201">
+  <w:num w:numId="5">
     <w:abstractNumId w:val="0"/>
   </w:num>
-  <w:num w:numId="6" w16cid:durableId="1807816232">
+  <w:num w:numId="6">
     <w:abstractNumId w:val="2"/>
   </w:num>
-  <w:num w:numId="7" w16cid:durableId="642538430">
+  <w:num w:numId="7">
     <w:abstractNumId w:val="8"/>
   </w:num>
-  <w:num w:numId="8" w16cid:durableId="307247043">
+  <w:num w:numId="8">
     <w:abstractNumId w:val="4"/>
   </w:num>
-  <w:num w:numId="9" w16cid:durableId="1381587099">
+  <w:num w:numId="9">
     <w:abstractNumId w:val="1"/>
   </w:num>
-  <w:num w:numId="10" w16cid:durableId="1362777030">
+  <w:num w:numId="10">
     <w:abstractNumId w:val="6"/>
   </w:num>
 </w:numbering>
@@ -4529,6 +4467,7 @@
   <w:style w:type="character" w:default="1" w:styleId="DefaultParagraphFont">
     <w:name w:val="Default Paragraph Font"/>
     <w:uiPriority w:val="1"/>
+    <w:semiHidden/>
     <w:unhideWhenUsed/>
   </w:style>
   <w:style w:type="table" w:default="1" w:styleId="TableNormal">

--- a/Laptops/15- Imdedance.docx
+++ b/Laptops/15- Imdedance.docx
@@ -1,6 +1,6 @@
 
 <file path=word/document.xml><?xml version="1.0" encoding="utf-8"?>
-<w:document xmlns:wpc="http://schemas.microsoft.com/office/word/2010/wordprocessingCanvas" xmlns:cx="http://schemas.microsoft.com/office/drawing/2014/chartex" xmlns:cx1="http://schemas.microsoft.com/office/drawing/2015/9/8/chartex" xmlns:cx2="http://schemas.microsoft.com/office/drawing/2015/10/21/chartex" xmlns:cx3="http://schemas.microsoft.com/office/drawing/2016/5/9/chartex" xmlns:cx4="http://schemas.microsoft.com/office/drawing/2016/5/10/chartex" xmlns:cx5="http://schemas.microsoft.com/office/drawing/2016/5/11/chartex" xmlns:cx6="http://schemas.microsoft.com/office/drawing/2016/5/12/chartex" xmlns:cx7="http://schemas.microsoft.com/office/drawing/2016/5/13/chartex" xmlns:cx8="http://schemas.microsoft.com/office/drawing/2016/5/14/chartex" xmlns:mc="http://schemas.openxmlformats.org/markup-compatibility/2006" xmlns:aink="http://schemas.microsoft.com/office/drawing/2016/ink" xmlns:am3d="http://schemas.microsoft.com/office/drawing/2017/model3d" xmlns:o="urn:schemas-microsoft-com:office:office" xmlns:r="http://schemas.openxmlformats.org/officeDocument/2006/relationships" xmlns:m="http://schemas.openxmlformats.org/officeDocument/2006/math" xmlns:v="urn:schemas-microsoft-com:vml" xmlns:wp14="http://schemas.microsoft.com/office/word/2010/wordprocessingDrawing" xmlns:wp="http://schemas.openxmlformats.org/drawingml/2006/wordprocessingDrawing" xmlns:w10="urn:schemas-microsoft-com:office:word" xmlns:w="http://schemas.openxmlformats.org/wordprocessingml/2006/main" xmlns:w14="http://schemas.microsoft.com/office/word/2010/wordml" xmlns:w15="http://schemas.microsoft.com/office/word/2012/wordml" xmlns:w16cex="http://schemas.microsoft.com/office/word/2018/wordml/cex" xmlns:w16cid="http://schemas.microsoft.com/office/word/2016/wordml/cid" xmlns:w16="http://schemas.microsoft.com/office/word/2018/wordml" xmlns:w16sdtdh="http://schemas.microsoft.com/office/word/2020/wordml/sdtdatahash" xmlns:w16se="http://schemas.microsoft.com/office/word/2015/wordml/symex" xmlns:wpg="http://schemas.microsoft.com/office/word/2010/wordprocessingGroup" xmlns:wpi="http://schemas.microsoft.com/office/word/2010/wordprocessingInk" xmlns:wne="http://schemas.microsoft.com/office/word/2006/wordml" xmlns:wps="http://schemas.microsoft.com/office/word/2010/wordprocessingShape" mc:Ignorable="w14 w15 w16se w16cid w16 w16cex w16sdtdh wp14">
+<w:document xmlns:wpc="http://schemas.microsoft.com/office/word/2010/wordprocessingCanvas" xmlns:cx="http://schemas.microsoft.com/office/drawing/2014/chartex" xmlns:cx1="http://schemas.microsoft.com/office/drawing/2015/9/8/chartex" xmlns:cx2="http://schemas.microsoft.com/office/drawing/2015/10/21/chartex" xmlns:cx3="http://schemas.microsoft.com/office/drawing/2016/5/9/chartex" xmlns:cx4="http://schemas.microsoft.com/office/drawing/2016/5/10/chartex" xmlns:cx5="http://schemas.microsoft.com/office/drawing/2016/5/11/chartex" xmlns:cx6="http://schemas.microsoft.com/office/drawing/2016/5/12/chartex" xmlns:cx7="http://schemas.microsoft.com/office/drawing/2016/5/13/chartex" xmlns:cx8="http://schemas.microsoft.com/office/drawing/2016/5/14/chartex" xmlns:mc="http://schemas.openxmlformats.org/markup-compatibility/2006" xmlns:aink="http://schemas.microsoft.com/office/drawing/2016/ink" xmlns:am3d="http://schemas.microsoft.com/office/drawing/2017/model3d" xmlns:o="urn:schemas-microsoft-com:office:office" xmlns:oel="http://schemas.microsoft.com/office/2019/extlst" xmlns:r="http://schemas.openxmlformats.org/officeDocument/2006/relationships" xmlns:m="http://schemas.openxmlformats.org/officeDocument/2006/math" xmlns:v="urn:schemas-microsoft-com:vml" xmlns:wp14="http://schemas.microsoft.com/office/word/2010/wordprocessingDrawing" xmlns:wp="http://schemas.openxmlformats.org/drawingml/2006/wordprocessingDrawing" xmlns:w10="urn:schemas-microsoft-com:office:word" xmlns:w="http://schemas.openxmlformats.org/wordprocessingml/2006/main" xmlns:w14="http://schemas.microsoft.com/office/word/2010/wordml" xmlns:w15="http://schemas.microsoft.com/office/word/2012/wordml" xmlns:w16cex="http://schemas.microsoft.com/office/word/2018/wordml/cex" xmlns:w16cid="http://schemas.microsoft.com/office/word/2016/wordml/cid" xmlns:w16="http://schemas.microsoft.com/office/word/2018/wordml" xmlns:w16sdtdh="http://schemas.microsoft.com/office/word/2020/wordml/sdtdatahash" xmlns:w16se="http://schemas.microsoft.com/office/word/2015/wordml/symex" xmlns:wpg="http://schemas.microsoft.com/office/word/2010/wordprocessingGroup" xmlns:wpi="http://schemas.microsoft.com/office/word/2010/wordprocessingInk" xmlns:wne="http://schemas.microsoft.com/office/word/2006/wordml" xmlns:wps="http://schemas.microsoft.com/office/word/2010/wordprocessingShape" mc:Ignorable="w14 w15 w16se w16cid w16 w16cex w16sdtdh wp14">
   <w:body>
     <w:p>
       <w:r>
@@ -2105,7 +2105,7 @@
     </w:p>
     <w:p>
       <w:pPr>
-        <w:spacing w:after="100" w:afterAutospacing="1" w:line="240" w:lineRule="auto"/>
+        <w:spacing w:after="0" w:line="240" w:lineRule="auto"/>
         <w:rPr>
           <w:b/>
           <w:bCs/>
@@ -2125,7 +2125,7 @@
     </w:p>
     <w:p>
       <w:pPr>
-        <w:spacing w:after="100" w:afterAutospacing="1" w:line="240" w:lineRule="auto"/>
+        <w:spacing w:after="0" w:line="240" w:lineRule="auto"/>
         <w:rPr>
           <w:b/>
           <w:bCs/>
@@ -2344,7 +2344,7 @@
 </file>
 
 <file path=word/numbering.xml><?xml version="1.0" encoding="utf-8"?>
-<w:numbering xmlns:wpc="http://schemas.microsoft.com/office/word/2010/wordprocessingCanvas" xmlns:cx="http://schemas.microsoft.com/office/drawing/2014/chartex" xmlns:cx1="http://schemas.microsoft.com/office/drawing/2015/9/8/chartex" xmlns:cx2="http://schemas.microsoft.com/office/drawing/2015/10/21/chartex" xmlns:cx3="http://schemas.microsoft.com/office/drawing/2016/5/9/chartex" xmlns:cx4="http://schemas.microsoft.com/office/drawing/2016/5/10/chartex" xmlns:cx5="http://schemas.microsoft.com/office/drawing/2016/5/11/chartex" xmlns:cx6="http://schemas.microsoft.com/office/drawing/2016/5/12/chartex" xmlns:cx7="http://schemas.microsoft.com/office/drawing/2016/5/13/chartex" xmlns:cx8="http://schemas.microsoft.com/office/drawing/2016/5/14/chartex" xmlns:mc="http://schemas.openxmlformats.org/markup-compatibility/2006" xmlns:aink="http://schemas.microsoft.com/office/drawing/2016/ink" xmlns:am3d="http://schemas.microsoft.com/office/drawing/2017/model3d" xmlns:o="urn:schemas-microsoft-com:office:office" xmlns:r="http://schemas.openxmlformats.org/officeDocument/2006/relationships" xmlns:m="http://schemas.openxmlformats.org/officeDocument/2006/math" xmlns:v="urn:schemas-microsoft-com:vml" xmlns:wp14="http://schemas.microsoft.com/office/word/2010/wordprocessingDrawing" xmlns:wp="http://schemas.openxmlformats.org/drawingml/2006/wordprocessingDrawing" xmlns:w10="urn:schemas-microsoft-com:office:word" xmlns:w="http://schemas.openxmlformats.org/wordprocessingml/2006/main" xmlns:w14="http://schemas.microsoft.com/office/word/2010/wordml" xmlns:w15="http://schemas.microsoft.com/office/word/2012/wordml" xmlns:w16cex="http://schemas.microsoft.com/office/word/2018/wordml/cex" xmlns:w16cid="http://schemas.microsoft.com/office/word/2016/wordml/cid" xmlns:w16="http://schemas.microsoft.com/office/word/2018/wordml" xmlns:w16sdtdh="http://schemas.microsoft.com/office/word/2020/wordml/sdtdatahash" xmlns:w16se="http://schemas.microsoft.com/office/word/2015/wordml/symex" xmlns:wpg="http://schemas.microsoft.com/office/word/2010/wordprocessingGroup" xmlns:wpi="http://schemas.microsoft.com/office/word/2010/wordprocessingInk" xmlns:wne="http://schemas.microsoft.com/office/word/2006/wordml" xmlns:wps="http://schemas.microsoft.com/office/word/2010/wordprocessingShape" mc:Ignorable="w14 w15 w16se w16cid w16 w16cex w16sdtdh wp14">
+<w:numbering xmlns:wpc="http://schemas.microsoft.com/office/word/2010/wordprocessingCanvas" xmlns:cx="http://schemas.microsoft.com/office/drawing/2014/chartex" xmlns:cx1="http://schemas.microsoft.com/office/drawing/2015/9/8/chartex" xmlns:cx2="http://schemas.microsoft.com/office/drawing/2015/10/21/chartex" xmlns:cx3="http://schemas.microsoft.com/office/drawing/2016/5/9/chartex" xmlns:cx4="http://schemas.microsoft.com/office/drawing/2016/5/10/chartex" xmlns:cx5="http://schemas.microsoft.com/office/drawing/2016/5/11/chartex" xmlns:cx6="http://schemas.microsoft.com/office/drawing/2016/5/12/chartex" xmlns:cx7="http://schemas.microsoft.com/office/drawing/2016/5/13/chartex" xmlns:cx8="http://schemas.microsoft.com/office/drawing/2016/5/14/chartex" xmlns:mc="http://schemas.openxmlformats.org/markup-compatibility/2006" xmlns:aink="http://schemas.microsoft.com/office/drawing/2016/ink" xmlns:am3d="http://schemas.microsoft.com/office/drawing/2017/model3d" xmlns:o="urn:schemas-microsoft-com:office:office" xmlns:oel="http://schemas.microsoft.com/office/2019/extlst" xmlns:r="http://schemas.openxmlformats.org/officeDocument/2006/relationships" xmlns:m="http://schemas.openxmlformats.org/officeDocument/2006/math" xmlns:v="urn:schemas-microsoft-com:vml" xmlns:wp14="http://schemas.microsoft.com/office/word/2010/wordprocessingDrawing" xmlns:wp="http://schemas.openxmlformats.org/drawingml/2006/wordprocessingDrawing" xmlns:w10="urn:schemas-microsoft-com:office:word" xmlns:w="http://schemas.openxmlformats.org/wordprocessingml/2006/main" xmlns:w14="http://schemas.microsoft.com/office/word/2010/wordml" xmlns:w15="http://schemas.microsoft.com/office/word/2012/wordml" xmlns:w16cex="http://schemas.microsoft.com/office/word/2018/wordml/cex" xmlns:w16cid="http://schemas.microsoft.com/office/word/2016/wordml/cid" xmlns:w16="http://schemas.microsoft.com/office/word/2018/wordml" xmlns:w16sdtdh="http://schemas.microsoft.com/office/word/2020/wordml/sdtdatahash" xmlns:w16se="http://schemas.microsoft.com/office/word/2015/wordml/symex" xmlns:wpg="http://schemas.microsoft.com/office/word/2010/wordprocessingGroup" xmlns:wpi="http://schemas.microsoft.com/office/word/2010/wordprocessingInk" xmlns:wne="http://schemas.microsoft.com/office/word/2006/wordml" xmlns:wps="http://schemas.microsoft.com/office/word/2010/wordprocessingShape" mc:Ignorable="w14 w15 w16se w16cid w16 w16cex w16sdtdh wp14">
   <w:abstractNum w:abstractNumId="0" w15:restartNumberingAfterBreak="0">
     <w:nsid w:val="10C61E2E"/>
     <w:multiLevelType w:val="multilevel"/>
@@ -3835,34 +3835,34 @@
       </w:rPr>
     </w:lvl>
   </w:abstractNum>
-  <w:num w:numId="1">
+  <w:num w:numId="1" w16cid:durableId="368653389">
     <w:abstractNumId w:val="5"/>
   </w:num>
-  <w:num w:numId="2">
+  <w:num w:numId="2" w16cid:durableId="1688554271">
     <w:abstractNumId w:val="7"/>
   </w:num>
-  <w:num w:numId="3">
+  <w:num w:numId="3" w16cid:durableId="101808478">
     <w:abstractNumId w:val="9"/>
   </w:num>
-  <w:num w:numId="4">
+  <w:num w:numId="4" w16cid:durableId="1835416135">
     <w:abstractNumId w:val="3"/>
   </w:num>
-  <w:num w:numId="5">
+  <w:num w:numId="5" w16cid:durableId="1663700550">
     <w:abstractNumId w:val="0"/>
   </w:num>
-  <w:num w:numId="6">
+  <w:num w:numId="6" w16cid:durableId="1763379261">
     <w:abstractNumId w:val="2"/>
   </w:num>
-  <w:num w:numId="7">
+  <w:num w:numId="7" w16cid:durableId="924266494">
     <w:abstractNumId w:val="8"/>
   </w:num>
-  <w:num w:numId="8">
+  <w:num w:numId="8" w16cid:durableId="358313003">
     <w:abstractNumId w:val="4"/>
   </w:num>
-  <w:num w:numId="9">
+  <w:num w:numId="9" w16cid:durableId="714741621">
     <w:abstractNumId w:val="1"/>
   </w:num>
-  <w:num w:numId="10">
+  <w:num w:numId="10" w16cid:durableId="1120535115">
     <w:abstractNumId w:val="6"/>
   </w:num>
 </w:numbering>
